--- a/S1-CL2-Cloud-Disaster-Recovery/assessments/AT1/AT1-Design-DR-Plan-Assessor.docx
+++ b/S1-CL2-Cloud-Disaster-Recovery/assessments/AT1/AT1-Design-DR-Plan-Assessor.docx
@@ -424,7 +424,7 @@
               <w:pStyle w:val="Assessortext"/>
             </w:pPr>
             <w:r>
-              <w:t>Students are assessed on the cloud design and disaster-recovery planning for the YAT LMS global expansion. Working as an MP Tech Solutions (MTS) consultant, the student produces a Solution Design (Part A) and a Disaster Recovery Plan (Part B) for the expanded LMS, then presents both to YAT ICT management for approval (Part C). This is the design-and-planning phase of the engagement; the approved design and plan are implemented in AT2.</w:t>
+              <w:t>Students are assessed on the cloud design and disaster-recovery planning for the YAT website global expansion. Working as an MP Tech Solutions (MTS) consultant, the student produces a Solution Design (Part A) and a Disaster Recovery Plan (Part B) for the expanded public website, then presents both to YAT ICT management for approval (Part C). This is the design-and-planning phase of the engagement; the approved design and plan are implemented in AT2.</w:t>
             </w:r>
           </w:p>
         </w:tc>
@@ -463,7 +463,7 @@
               <w:pStyle w:val="Assessortext"/>
             </w:pPr>
             <w:r>
-              <w:t>In this project the student takes on the role of an MTS consultant engaged by YAT College to design the changes that prepare the LMS for its India-campus expansion and to plan its disaster recovery. The project has three parts:</w:t>
+              <w:t>In this project the student takes on the role of an MTS consultant engaged by YAT College to design the changes that prepare the public website for its India-campus expansion and to plan its disaster recovery. The project has three parts:</w:t>
             </w:r>
           </w:p>
           <w:p>
@@ -471,7 +471,7 @@
               <w:pStyle w:val="Assessortext"/>
             </w:pPr>
             <w:r>
-              <w:t>• Part A — Solution Design: a written design covering the web-scale architecture (serving a global user base) and an audit-log microservice. Produced in the YAT Solution Design template.</w:t>
+              <w:t>• Part A — Solution Design: a written design covering the web-scale architecture (serving a global, anonymous public audience) and an audit-log microservice. Produced in the YAT Solution Design template.</w:t>
             </w:r>
           </w:p>
           <w:p>
@@ -479,7 +479,7 @@
               <w:pStyle w:val="Assessortext"/>
             </w:pPr>
             <w:r>
-              <w:t>• Part B — Disaster Recovery Plan: a written DR plan for the designed system — risk and impact analysis, recovery objectives (RTO/RPO), recovery strategy, the recovery runbook, and validation. Produced in the YAT Disaster Recovery Plan template.</w:t>
+              <w:t>• Part B — Disaster Recovery Plan: a written DR plan for the designed website — risk and impact analysis, recovery objectives (RTO/RPO), recovery strategy, the recovery runbook, and validation. Produced in the YAT Disaster Recovery Plan template.</w:t>
             </w:r>
           </w:p>
           <w:p>
@@ -675,7 +675,7 @@
               <w:pStyle w:val="Assessortext"/>
             </w:pPr>
             <w:r>
-              <w:t>• The YAT scenario site / intranet — the LMS Global Expansion project (engagement brief, requirements, ICT manager consultation notes, data residency &amp; sovereignty requirements), the ICT documents (cloud application specification, baseline solution design), and the deprecated on-prem DR plan.</w:t>
+              <w:t>• The YAT scenario site / intranet — the Website Global Expansion project (engagement brief, requirements, ICT manager consultation notes, data residency &amp; sovereignty requirements), the ICT documents (website specification, HA-hardened solution design baseline), and the deprecated on-prem DR plan.</w:t>
             </w:r>
           </w:p>
           <w:p>
@@ -691,7 +691,7 @@
               <w:pStyle w:val="Assessortext"/>
             </w:pPr>
             <w:r>
-              <w:t>• AWS Academy Cloud Foundations [104469] + AWS Academy Cloud Architecting [172221] — authorised lab environments (referenced for the design; the build itself is AT2).</w:t>
+              <w:t>• AWS Academy Learner Lab — the authorised lab environment (referenced for the design; the build itself is AT2).</w:t>
             </w:r>
           </w:p>
           <w:p>
@@ -863,7 +863,7 @@
           <w:p>
             <w:pPr/>
             <w:r>
-              <w:t>C3 — AWS Academy lab access is available for the student to reference cloud services in the design.</w:t>
+              <w:t>C3 — AWS Academy Learner Lab access is available for the student to reference cloud services in the design.</w:t>
             </w:r>
           </w:p>
           <w:p>
@@ -1037,7 +1037,7 @@
           </w:tcPr>
           <w:p>
             <w:r>
-              <w:t>A1 — Purpose and scope: states the two design changes (scale for a global user base; add the audit-log microservice) and what is in and out of scope.</w:t>
+              <w:t>A1 — Purpose and scope: states the two design changes (scale for a global, anonymous public audience; add the audit-log microservice) and what is in and out of scope.</w:t>
             </w:r>
           </w:p>
         </w:tc>
@@ -1081,7 +1081,7 @@
           </w:tcPr>
           <w:p>
             <w:r>
-              <w:t>A3 — Review of the existing architecture: reviews the current cloud baseline against the requirements and identifies the gaps the design closes.</w:t>
+              <w:t>A3 — Review of the existing architecture: reviews the current website baseline against the requirements and identifies the gaps the design closes.</w:t>
             </w:r>
           </w:p>
         </w:tc>
@@ -1125,7 +1125,7 @@
           </w:tcPr>
           <w:p>
             <w:r>
-              <w:t>A5 — Web-scale design — global delivery: designs the changes needed to serve a global user base.</w:t>
+              <w:t>A5 — Web-scale design — global delivery: designs the changes needed to serve a global, anonymous public audience (edge delivery and discoverability).</w:t>
             </w:r>
           </w:p>
         </w:tc>
@@ -1147,7 +1147,7 @@
           </w:tcPr>
           <w:p>
             <w:r>
-              <w:t>A6 — Web-scale design — availability and security: confirms availability and security are maintained through the changes, and reviews the design against the requirements.</w:t>
+              <w:t>A6 — Web-scale design — availability and security: confirms availability and security are maintained through the changes, including protection of the public attack surface (web exploits, bots, DDoS), and reviews the design against the requirements.</w:t>
             </w:r>
           </w:p>
         </w:tc>
@@ -1279,7 +1279,7 @@
           </w:tcPr>
           <w:p>
             <w:r>
-              <w:t>A12 — Knowledge Evidence appendix: written contextual responses linking the student's design choices to the underlying web-scale concepts.</w:t>
+              <w:t>A12 — Knowledge Evidence appendix: written contextual responses linking the student's design choices to the underlying web-scale concepts (components, infrastructure, web-scaling principles).</w:t>
             </w:r>
           </w:p>
         </w:tc>
@@ -1654,7 +1654,7 @@
           </w:tcPr>
           <w:p>
             <w:r>
-              <w:t>B15 — Knowledge Evidence appendix: written contextual responses linking the plan to DR concepts (risk environment, RTO/RPO, DR techniques, standards).</w:t>
+              <w:t>B15 — Knowledge Evidence appendix: written contextual responses linking the plan to DR concepts (risk environment, data-analysis method, DR techniques, ISO standards, RTO/RPO, and the monitoring/alerting used for disaster detection).</w:t>
             </w:r>
           </w:p>
         </w:tc>
@@ -1787,7 +1787,7 @@
           </w:tcPr>
           <w:p>
             <w:r>
-              <w:t>C5 — Knowledge Evidence Q&amp;A: answers the assessor's contextual questions on the student's own design choices (the verbal knowledge-evidence location).</w:t>
+              <w:t>C5 — Knowledge Evidence Q&amp;A: answers the assessor's contextual questions on the student's own design and plan choices (the verbal knowledge-evidence location, re-covering the A12 / B15 appendices).</w:t>
             </w:r>
           </w:p>
         </w:tc>
@@ -1881,15 +1881,15 @@
         <w:pStyle w:val="Assessortext"/>
       </w:pPr>
       <w:r>
-        <w:t>YAT College is a Registered Training Organisation (RTO) based at 175 Cremorne Street, Cremorne VIC. Following a new partnership with a training institution in India, YAT is expanding its Learning Management System (LMS) to serve students in both countries.</w:t>
-      </w:r>
-    </w:p>
-    <w:p>
-      <w:pPr>
-        <w:pStyle w:val="Assessortext"/>
-      </w:pPr>
-      <w:r>
-        <w:t>You are an MP Tech Solutions (MTS) consultant reporting to Pat Lin (MTS Senior Consultant). Pat liaises with Sam Walker, the YAT ICT Manager. In AT1 you design the changes the expansion needs and plan the LMS's disaster recovery, then present both to YAT ICT management for approval. The approved design and plan are implemented in AT2.</w:t>
+        <w:t>YAT College is a Registered Training Organisation (RTO) based at 175 Cremorne Street, Cremorne VIC. Following a new partnership with a training institution in India, YAT is expanding its public website — its global enrolment front-door — to serve prospective students in both countries.</w:t>
+      </w:r>
+    </w:p>
+    <w:p>
+      <w:pPr>
+        <w:pStyle w:val="Assessortext"/>
+      </w:pPr>
+      <w:r>
+        <w:t>You are an MP Tech Solutions (MTS) consultant reporting to Pat Lin (MTS Senior Consultant). Pat liaises with Sam Walker, the YAT ICT Manager (Dana Mercer, Marketing &amp; Admissions Manager, is the website business owner). In AT1 you design the changes the expansion needs and plan the website's disaster recovery, then present both to YAT ICT management for approval. The approved design and plan are implemented in AT2.</w:t>
       </w:r>
     </w:p>
     <w:p>
@@ -1905,15 +1905,15 @@
         <w:pStyle w:val="Assessortext"/>
       </w:pPr>
       <w:r>
-        <w:t>Using the YAT Solution Design template (download from the intranet's Templates section), produce a solution design for the LMS global expansion covering two strands:</w:t>
-      </w:r>
-    </w:p>
-    <w:p>
-      <w:pPr>
-        <w:pStyle w:val="Assessortext"/>
-      </w:pPr>
-      <w:r>
-        <w:t>• Web-scale design — the architecture changes that let the LMS serve a global user base while scaling network, compute and storage and maintaining availability and security.</w:t>
+        <w:t>Using the YAT Solution Design template (download from the intranet's Templates section), produce a solution design for the website global expansion covering two strands:</w:t>
+      </w:r>
+    </w:p>
+    <w:p>
+      <w:pPr>
+        <w:pStyle w:val="Assessortext"/>
+      </w:pPr>
+      <w:r>
+        <w:t>• Web-scale design — the architecture changes that let the website serve a global, anonymous public audience while scaling network, compute and storage, maintaining availability and security, and protecting the public attack surface.</w:t>
       </w:r>
     </w:p>
     <w:p>
@@ -1929,23 +1929,55 @@
         <w:pStyle w:val="Assessortext"/>
       </w:pPr>
       <w:r>
-        <w:t>Treat the data residency requirements as an input that shapes your design — do not write a separate compliance plan. Complete the Knowledge Evidence appendix with contextual short answers about your own design choices.</w:t>
-      </w:r>
-    </w:p>
-    <w:p>
-      <w:pPr>
-        <w:pStyle w:val="Assessortext"/>
-      </w:pPr>
-      <w:r>
-        <w:t>Resources for Part A — on the YAT intranet: the LMS Global Expansion project (engagement brief, requirements, ICT manager consultation notes, data residency &amp; sovereignty requirements), the cloud application specification and baseline solution design, and the YAT Solution Design template.</w:t>
-      </w:r>
-    </w:p>
-    <w:p>
-      <w:pPr>
-        <w:pStyle w:val="Assessortext"/>
-      </w:pPr>
-      <w:r>
-        <w:t>Part A is submitted to the LMS as the populated Solution Design (.docx) with the Knowledge Evidence appendix completed.</w:t>
+        <w:t>Treat the data residency requirements as an input that shapes your design — do not write a separate compliance plan.</w:t>
+      </w:r>
+    </w:p>
+    <w:p>
+      <w:pPr>
+        <w:pStyle w:val="Assessortext"/>
+      </w:pPr>
+      <w:r>
+        <w:t>Knowledge Evidence appendix (required). At the end of your Solution Design, add a Knowledge Evidence appendix and answer the following questions in your own words, about your own design (the assessor will also ask you about these in the Part C Q&amp;A):</w:t>
+      </w:r>
+    </w:p>
+    <w:p>
+      <w:pPr>
+        <w:pStyle w:val="Assessortext"/>
+      </w:pPr>
+      <w:r>
+        <w:t>• Your design makes four component choices — SQL vs NoSQL, monolith vs microservice, the compute model, and CDN vs in-memory caching. Explain the function and trade-off of each, and why you chose as you did for this website.</w:t>
+      </w:r>
+    </w:p>
+    <w:p>
+      <w:pPr>
+        <w:pStyle w:val="Assessortext"/>
+      </w:pPr>
+      <w:r>
+        <w:t>• Your audit-log microservice is described as highly cohesive and loosely coupled, using a managed datastore and API / messaging / queuing services. Explain what those properties mean and how your design exhibits them.</w:t>
+      </w:r>
+    </w:p>
+    <w:p>
+      <w:pPr>
+        <w:pStyle w:val="Assessortext"/>
+      </w:pPr>
+      <w:r>
+        <w:t>• Which web-scaling principles and technologies does your design apply, and how does each address the website's global, anonymous, read-heavy load?</w:t>
+      </w:r>
+    </w:p>
+    <w:p>
+      <w:pPr>
+        <w:pStyle w:val="Assessortext"/>
+      </w:pPr>
+      <w:r>
+        <w:t>Resources for Part A — on the YAT intranet: the Website Global Expansion project (engagement brief, requirements, ICT manager consultation notes, data residency &amp; sovereignty requirements), the website specification and the HA-hardened solution design baseline, and the YAT Solution Design template.</w:t>
+      </w:r>
+    </w:p>
+    <w:p>
+      <w:pPr>
+        <w:pStyle w:val="Assessortext"/>
+      </w:pPr>
+      <w:r>
+        <w:t>Part A is submitted as the populated Solution Design (.docx) with the Knowledge Evidence appendix completed.</w:t>
       </w:r>
     </w:p>
     <w:p>
@@ -1961,31 +1993,87 @@
         <w:pStyle w:val="Assessortext"/>
       </w:pPr>
       <w:r>
-        <w:t>Using the YAT Disaster Recovery Plan template (download from the intranet's Templates section), produce a disaster recovery plan for the LMS designed in Part A. Disaster recovery answers ‘what do we do if the system goes down’ — keep it focused on recovery, not on the design or the regulatory requirements.</w:t>
-      </w:r>
-    </w:p>
-    <w:p>
-      <w:pPr>
-        <w:pStyle w:val="Assessortext"/>
-      </w:pPr>
-      <w:r>
-        <w:t>Your plan must cover: the plan requirements and current recovery position; an impact analysis with your recovery objectives (RTO/RPO), the data managed, and at least three major risk events; a recovery strategy with options evaluated and one recommended; and the recovery runbook with steps, timelines and service providers. Complete the Knowledge Evidence appendix with contextual short answers.</w:t>
-      </w:r>
-    </w:p>
-    <w:p>
-      <w:pPr>
-        <w:pStyle w:val="Assessortext"/>
-      </w:pPr>
-      <w:r>
-        <w:t>A deprecated on-premises DR plan is on the intranet — it was superseded by the cloud migration and needs replacing. Use it for context only; your plan is a new cloud DR plan.</w:t>
-      </w:r>
-    </w:p>
-    <w:p>
-      <w:pPr>
-        <w:pStyle w:val="Assessortext"/>
-      </w:pPr>
-      <w:r>
-        <w:t>Part B is submitted to the LMS as the populated Disaster Recovery Plan (.docx) with the Knowledge Evidence appendix completed.</w:t>
+        <w:t>Using the YAT Disaster Recovery Plan template (download from the intranet's Templates section), produce a disaster recovery plan for the website designed in Part A. Disaster recovery answers ‘what do we do if the website goes down’ — keep it focused on recovery, not on the design or the regulatory requirements.</w:t>
+      </w:r>
+    </w:p>
+    <w:p>
+      <w:pPr>
+        <w:pStyle w:val="Assessortext"/>
+      </w:pPr>
+      <w:r>
+        <w:t>Your plan must cover: the plan requirements and current recovery position; an impact analysis with your recovery objectives (RTO/RPO), the data managed, and at least three major risk events; a recovery strategy with options evaluated and one recommended; and the recovery runbook with steps, timelines and service providers.</w:t>
+      </w:r>
+    </w:p>
+    <w:p>
+      <w:pPr>
+        <w:pStyle w:val="Assessortext"/>
+      </w:pPr>
+      <w:r>
+        <w:t>Knowledge Evidence appendix (required). At the end of your DR Plan, add a Knowledge Evidence appendix and answer the following questions in your own words, about your own plan:</w:t>
+      </w:r>
+    </w:p>
+    <w:p>
+      <w:pPr>
+        <w:pStyle w:val="Assessortext"/>
+      </w:pPr>
+      <w:r>
+        <w:t>• What is distinctive about the risk environment of a public-facing, cloud-hosted website, and why do your three major risk events capture it?</w:t>
+      </w:r>
+    </w:p>
+    <w:p>
+      <w:pPr>
+        <w:pStyle w:val="Assessortext"/>
+      </w:pPr>
+      <w:r>
+        <w:t>• What method did you use to identify and rate the risks, and why is it appropriate here?</w:t>
+      </w:r>
+    </w:p>
+    <w:p>
+      <w:pPr>
+        <w:pStyle w:val="Assessortext"/>
+      </w:pPr>
+      <w:r>
+        <w:t>• Explain the cloud disaster-recovery techniques available, and why your recommended strategy fits this website's objectives better than the alternatives.</w:t>
+      </w:r>
+    </w:p>
+    <w:p>
+      <w:pPr>
+        <w:pStyle w:val="Assessortext"/>
+      </w:pPr>
+      <w:r>
+        <w:t>• Which information-security and business-continuity standards informed your plan, and how does the plan reflect them?</w:t>
+      </w:r>
+    </w:p>
+    <w:p>
+      <w:pPr>
+        <w:pStyle w:val="Assessortext"/>
+      </w:pPr>
+      <w:r>
+        <w:t>• Explain RTO and RPO in your own words, the values you set, and the techniques you used to meet each.</w:t>
+      </w:r>
+    </w:p>
+    <w:p>
+      <w:pPr>
+        <w:pStyle w:val="Assessortext"/>
+      </w:pPr>
+      <w:r>
+        <w:t>• How would a region-level disaster be detected to trigger this plan, and what monitoring and alerting would you put in place so the on-call team is notified in time to meet the RTO?</w:t>
+      </w:r>
+    </w:p>
+    <w:p>
+      <w:pPr>
+        <w:pStyle w:val="Assessortext"/>
+      </w:pPr>
+      <w:r>
+        <w:t>A deprecated on-premises DR plan is on the intranet — it was superseded by the move to the cloud and needs replacing. Use it for context only; your plan is a new cloud DR plan.</w:t>
+      </w:r>
+    </w:p>
+    <w:p>
+      <w:pPr>
+        <w:pStyle w:val="Assessortext"/>
+      </w:pPr>
+      <w:r>
+        <w:t>Part B is submitted as the populated Disaster Recovery Plan (.docx) with the Knowledge Evidence appendix completed.</w:t>
       </w:r>
     </w:p>
     <w:p>
@@ -2066,6 +2154,14 @@
       </w:pPr>
       <w:r>
         <w:t>Keep the three concerns separate. The design (web-scale + microservice) goes in the Solution Design; recovery goes in the DR Plan; data residency is an input both respect — it is not its own document.</w:t>
+      </w:r>
+    </w:p>
+    <w:p>
+      <w:pPr>
+        <w:pStyle w:val="Assessortext"/>
+      </w:pPr>
+      <w:r>
+        <w:t>Remember it is a public site. The website serves anonymous visitors from the open internet, so the web-scale design has to address public exposure (caching at the edge, WAF, bots, DDoS) and discoverability — not just latency.</w:t>
       </w:r>
     </w:p>
     <w:p>
@@ -2205,7 +2301,7 @@
         <w:t xml:space="preserve">A6  —  </w:t>
       </w:r>
       <w:r>
-        <w:t>[ICTCLD503 PC 1.6] check availability and security maintained and review the design as required.</w:t>
+        <w:t>[ICTCLD503 PC 1.6] check availability and security maintained and review the design as required; [PE 5] apply web-scaling principles and technologies.</w:t>
       </w:r>
     </w:p>
     <w:p>
@@ -2219,7 +2315,7 @@
         <w:t xml:space="preserve">A7  —  </w:t>
       </w:r>
       <w:r>
-        <w:t>[ICTCLD503 KE 3] functions/benefits/differences of web-scale components; [KE 6] web-scaling principles and technologies; [PE 5] apply web-scaling principles.</w:t>
+        <w:t>[ICTCLD503 PC 1.7] supported by the documented justification of the web-scale component choices.</w:t>
       </w:r>
     </w:p>
     <w:p>
@@ -2261,7 +2357,7 @@
         <w:t xml:space="preserve">A10  —  </w:t>
       </w:r>
       <w:r>
-        <w:t>[ICTCLD503 PC 2.3] design microservice architecture using cloud services; [KE 4] web-scale infrastructure (cohesive/coupled, database/storage, API/messaging/queuing).</w:t>
+        <w:t>[ICTCLD503 PC 2.3] design microservice architecture using cloud services.</w:t>
       </w:r>
     </w:p>
     <w:p>
@@ -2275,7 +2371,7 @@
         <w:t xml:space="preserve">A11  —  </w:t>
       </w:r>
       <w:r>
-        <w:t>[ICTCLD503 PC 1.7] document and justify architecture changes; [PC 2.4] document and justify architecture design; [FS Writing].</w:t>
+        <w:t>[ICTCLD503 PC 1.7] document and justify architecture changes; [PC 2.4] document and justify microservice design; [FS Writing].</w:t>
       </w:r>
     </w:p>
     <w:p>
@@ -2289,7 +2385,7 @@
         <w:t xml:space="preserve">A12  —  </w:t>
       </w:r>
       <w:r>
-        <w:t>[ICTCLD503 KE 3, 4, 6] evidenced as written contextual responses against the student's design.</w:t>
+        <w:t>[ICTCLD503 KE 3] web-scale components (SQL/NoSQL, monolith/microservice, compute models, CDN/in-memory); [KE 4] web-scale infrastructure (cohesive/coupled, managed datastore, API/messaging/queuing); [KE 6] web-scaling principles and technologies — evidenced as written contextual responses against the student's own design.</w:t>
       </w:r>
     </w:p>
     <w:p>
@@ -2311,7 +2407,7 @@
         <w:pStyle w:val="Heading2"/>
       </w:pPr>
       <w:r>
-        <w:t>Part B — DR Plan (ICTCLD501)</w:t>
+        <w:t>Part B — DR Plan (ICTCLD501, elements 1–4)</w:t>
       </w:r>
     </w:p>
     <w:p>
@@ -2353,7 +2449,7 @@
         <w:t xml:space="preserve">B3  —  </w:t>
       </w:r>
       <w:r>
-        <w:t>[ICTCLD501 PC 2.1] determine RTO and RPO according to business needs; [KE 5] RTO/RPO standards and techniques.</w:t>
+        <w:t>[ICTCLD501 PC 2.1] determine RTO and RPO according to business needs.</w:t>
       </w:r>
     </w:p>
     <w:p>
@@ -2381,7 +2477,7 @@
         <w:t xml:space="preserve">B5  —  </w:t>
       </w:r>
       <w:r>
-        <w:t>[ICTCLD501 PC 2.4] evaluate severity of impact and disruption; [KE 1] risk environments; [KE 2] data-analysis methodologies; [PE 2] determine likelihood and impact of risk events.</w:t>
+        <w:t>[ICTCLD501 PC 2.4] evaluate severity of impact and disruption; [PE 2] determine likelihood and impact of risk events.</w:t>
       </w:r>
     </w:p>
     <w:p>
@@ -2423,7 +2519,7 @@
         <w:t xml:space="preserve">B8  —  </w:t>
       </w:r>
       <w:r>
-        <w:t>[ICTCLD501 PC 3.1] develop a range of DR solutions; [KE 3] DR techniques for cloud environments.</w:t>
+        <w:t>[ICTCLD501 PC 3.1] develop a range of DR solutions.</w:t>
       </w:r>
     </w:p>
     <w:p>
@@ -2465,7 +2561,7 @@
         <w:t xml:space="preserve">B11  —  </w:t>
       </w:r>
       <w:r>
-        <w:t>[ICTCLD501 PC 3.4] identify other DR solution components; [KE 4] ISO 27001/27002/27031 standards.</w:t>
+        <w:t>[ICTCLD501 PC 3.4] identify other DR solution components.</w:t>
       </w:r>
     </w:p>
     <w:p>
@@ -2479,7 +2575,7 @@
         <w:t xml:space="preserve">B12  —  </w:t>
       </w:r>
       <w:r>
-        <w:t>[ICTCLD501 PC 4.1] align DR risk potential to business requirements; [PC 4.2] outline steps, timelines, key features, service providers; [KE 6] techniques/methods to monitor and create alerts.</w:t>
+        <w:t>[ICTCLD501 PC 4.1] align DR risk potential to business requirements; [PC 4.2] outline steps, timelines, key features and service providers.</w:t>
       </w:r>
     </w:p>
     <w:p>
@@ -2521,7 +2617,7 @@
         <w:t xml:space="preserve">B15  —  </w:t>
       </w:r>
       <w:r>
-        <w:t>[ICTCLD501 KE 1, 2, 3, 4, 5] evidenced as written contextual responses against the student's plan.</w:t>
+        <w:t>[ICTCLD501 KE 1] risk environments; [KE 2] data-analysis methodologies; [KE 3] DR techniques for cloud; [KE 4] ISO 27001/27002/27031 standards; [KE 5] RTO/RPO standards and techniques; [KE 6] techniques/methods to monitor and create alerts (disaster detection) — evidenced as written contextual responses against the student's own plan.</w:t>
       </w:r>
     </w:p>
     <w:p>
@@ -2599,7 +2695,7 @@
         <w:t xml:space="preserve">C5  —  </w:t>
       </w:r>
       <w:r>
-        <w:t>[ICTCLD501 KE 1–6] / [ICTCLD503 KE 3, 4, 6] verbal knowledge-evidence on the student's own design and plan choices.</w:t>
+        <w:t>Verbal re-coverage of [ICTCLD501 KE 1–6] and [ICTCLD503 KE 3, 4, 6] — the assessor probes the student's own design and plan choices (the written KE is the primary evidence in the A12 / B15 appendices; this is the verbal confirmation).</w:t>
       </w:r>
     </w:p>
     <w:p>

--- a/S1-CL2-Cloud-Disaster-Recovery/assessments/AT1/AT1-Design-DR-Plan-Assessor.docx
+++ b/S1-CL2-Cloud-Disaster-Recovery/assessments/AT1/AT1-Design-DR-Plan-Assessor.docx
@@ -2603,7 +2603,7 @@
         <w:t xml:space="preserve">B14  —  </w:t>
       </w:r>
       <w:r>
-        <w:t>[ICTCLD501 PC 4.3] document the DR plan according to business needs and requirements; [FS Writing].</w:t>
+        <w:t>[ICTCLD501 PC 4.3] document the DR plan according to business needs and requirements.</w:t>
       </w:r>
     </w:p>
     <w:p>
@@ -2710,6 +2710,42 @@
       </w:r>
       <w:r>
         <w:t>[ICTCLD501 FS Oral communication] listening/questioning and industry language for the audience.</w:t>
+      </w:r>
+    </w:p>
+    <w:p>
+      <w:pPr>
+        <w:pStyle w:val="Heading2"/>
+      </w:pPr>
+      <w:r>
+        <w:t>Foundation Skills (co-evidenced — not separately assessed)</w:t>
+      </w:r>
+    </w:p>
+    <w:p>
+      <w:pPr>
+        <w:pStyle w:val="Assessortext"/>
+      </w:pPr>
+      <w:r>
+        <w:rPr>
+          <w:b/>
+        </w:rPr>
+        <w:t xml:space="preserve">FS1  —  </w:t>
+      </w:r>
+      <w:r>
+        <w:t>[ICTCLD501 FS Reading] · [ICTCLD501 FS Self-management] · [ICTCLD501 FS Problem solving] · [ICTCLD501 FS Planning and organising] — naturally evidenced through the DR requirements, impact analysis and recovery-strategy work and its troubleshooting; the marking guide notes where each is demonstrated rather than assessing it as a separate criterion.</w:t>
+      </w:r>
+    </w:p>
+    <w:p>
+      <w:pPr>
+        <w:pStyle w:val="Assessortext"/>
+      </w:pPr>
+      <w:r>
+        <w:rPr>
+          <w:b/>
+        </w:rPr>
+        <w:t xml:space="preserve">FS2  —  </w:t>
+      </w:r>
+      <w:r>
+        <w:t>[ICTCLD503 FS Reading] · [ICTCLD503 FS Self-management] · [ICTCLD503 FS Problem solving] — naturally evidenced through the Solution Design work and its troubleshooting; noted, not assessed separately.</w:t>
       </w:r>
     </w:p>
     <w:sectPr>
